--- a/project/documents/reportletters/IntelFOA.docx
+++ b/project/documents/reportletters/IntelFOA.docx
@@ -53,6 +53,16 @@
     </w:p>
     <w:p>
       <w:pPr>
+        <w:spacing w:after="0" w:line="240" w:lineRule="auto"/>
+      </w:pPr>
+    </w:p>
+    <w:p>
+      <w:pPr>
+        <w:spacing w:after="0" w:line="240" w:lineRule="auto"/>
+      </w:pPr>
+    </w:p>
+    <w:p>
+      <w:pPr>
         <w:pStyle w:val="NormalWeb"/>
       </w:pPr>
       <w:r>
@@ -72,15 +82,31 @@
         <w:spacing w:after="0" w:line="240" w:lineRule="auto"/>
       </w:pPr>
       <w:r>
-        <w:t>&lt;&lt;WAName&gt;&gt; &lt;&lt;WAPhone&gt;&gt;  &lt;&lt;WAEmail&gt;&gt;</w:t>
-      </w:r>
-    </w:p>
-    <w:p>
-      <w:pPr>
-        <w:spacing w:after="0" w:line="240" w:lineRule="auto"/>
-      </w:pPr>
-      <w:r>
-        <w:t>&lt;&lt;paraName&gt;&gt;  &lt;&lt;paraPhone&gt;&gt;  &lt;&lt;paraEmail&gt;&gt;</w:t>
+        <w:t>&lt;&lt;WAName&gt;&gt; &lt;&lt;WAPhone&gt;</w:t>
+      </w:r>
+      <w:proofErr w:type="gramStart"/>
+      <w:r>
+        <w:t>&gt;  &lt;</w:t>
+      </w:r>
+      <w:proofErr w:type="gramEnd"/>
+      <w:r>
+        <w:t>&lt;WAEmail&gt;&gt;</w:t>
+      </w:r>
+    </w:p>
+    <w:p>
+      <w:pPr>
+        <w:spacing w:after="0" w:line="240" w:lineRule="auto"/>
+      </w:pPr>
+      <w:r>
+        <w:t>&lt;&lt;paraName&gt;</w:t>
+      </w:r>
+      <w:proofErr w:type="gramStart"/>
+      <w:r>
+        <w:t>&gt;  &lt;</w:t>
+      </w:r>
+      <w:proofErr w:type="gramEnd"/>
+      <w:r>
+        <w:t>&lt;paraPhone&gt;&gt;  &lt;&lt;paraEmail&gt;&gt;</w:t>
       </w:r>
     </w:p>
     <w:p>
@@ -153,8 +179,8 @@
         </w:rPr>
         <w:tab/>
       </w:r>
-      <w:smartTag w:uri="urn:schemas-microsoft-com:office:smarttags" w:element="place">
-        <w:smartTag w:uri="urn:schemas-microsoft-com:office:smarttags" w:element="country-region">
+      <w:smartTag w:uri="urn:schemas-microsoft-com:office:smarttags" w:element="country-region">
+        <w:smartTag w:uri="urn:schemas-microsoft-com:office:smarttags" w:element="place">
           <w:r>
             <w:rPr>
               <w:noProof/>
@@ -257,35 +283,13 @@
         <w:t>ontact</w:t>
       </w:r>
       <w:r>
-        <w:t xml:space="preserve"> &lt;&lt;THIS.WAName&gt;&gt; at &lt;&lt;THIS.WAPhone&gt;&gt;.</w:t>
-      </w:r>
-    </w:p>
-    <w:p>
-      <w:pPr>
-        <w:spacing w:after="0" w:line="240" w:lineRule="auto"/>
-      </w:pPr>
-    </w:p>
-    <w:p>
-      <w:pPr>
-        <w:pStyle w:val="NormalWeb"/>
-        <w:spacing w:before="0" w:beforeAutospacing="0" w:after="0" w:afterAutospacing="0"/>
-      </w:pPr>
-      <w:r>
-        <w:t xml:space="preserve">Reported By: </w:t>
-      </w:r>
-    </w:p>
-    <w:p>
-      <w:pPr>
-        <w:spacing w:after="0" w:line="240" w:lineRule="auto"/>
-      </w:pPr>
-    </w:p>
-    <w:p>
-      <w:pPr>
-        <w:spacing w:after="0" w:line="240" w:lineRule="auto"/>
-      </w:pPr>
-      <w:r>
-        <w:t>&lt;&lt;CMGName&gt;&gt;</w:t>
-      </w:r>
+        <w:t xml:space="preserve"> &lt;&lt;WAName&gt;&gt; at &lt;&lt;WAPhone&gt;&gt;.</w:t>
+      </w:r>
+    </w:p>
+    <w:p>
+      <w:pPr>
+        <w:spacing w:after="0" w:line="240" w:lineRule="auto"/>
+      </w:pPr>
     </w:p>
     <w:sectPr>
       <w:pgSz w:w="12240" w:h="15840"/>
